--- a/01-精益工具知识库/02-核心工具/02-价值流图VSM.docx
+++ b/01-精益工具知识库/02-核心工具/02-价值流图VSM.docx
@@ -254,7 +254,7 @@
           <w:i w:val="0"/>
           <w:sz w:val="22"/>
         </w:rPr>
-        <w:t>在紧固件制造中，VSM覆盖从钢丝原材料采购、冷镦成型、搓丝攻丝、热处理、表面处理、质量检测、分选包装到物流发货的全过程。</w:t>
+        <w:t>在制造中，VSM覆盖从棒料原材料采购、机加工成型、精加工精加工、热处理、表面处理、质量检测、装配包装到物流发货的全过程。</w:t>
       </w:r>
     </w:p>
     <w:p>
@@ -433,7 +433,7 @@
           <w:i w:val="0"/>
           <w:sz w:val="22"/>
         </w:rPr>
-        <w:t>价值的定义权在客户手中。只有客户愿意为之付费的活动才是增值活动。在紧固件行业，客户需要的是符合规格、按时交付、价格合理的产品，所有与之直接相关的工序活动才是真正的价值创造。</w:t>
+        <w:t>价值的定义权在客户手中。只有客户愿意为之付费的活动才是增值活动。在制造业，客户需要的是符合规格、按时交付、价格合理的产品，所有与之直接相关的工序活动才是真正的价值创造。</w:t>
       </w:r>
     </w:p>
     <w:p>
@@ -818,7 +818,7 @@
           <w:i w:val="0"/>
           <w:sz w:val="22"/>
         </w:rPr>
-        <w:t>钢丝供应商名称</w:t>
+        <w:t>棒料供应商名称</w:t>
       </w:r>
     </w:p>
     <w:p>
@@ -1936,7 +1936,7 @@
           <w:i w:val="0"/>
           <w:sz w:val="32"/>
         </w:rPr>
-        <w:t>紧固件全流程VSM示例</w:t>
+        <w:t>产品全流程VSM示例</w:t>
       </w:r>
     </w:p>
     <w:p>
@@ -1950,7 +1950,7 @@
           <w:i w:val="0"/>
           <w:sz w:val="26"/>
         </w:rPr>
-        <w:t>当前状态：M10六角法兰面螺母价值流</w:t>
+        <w:t>当前状态：M10工件价值流</w:t>
       </w:r>
     </w:p>
     <w:p>
@@ -1971,7 +1971,7 @@
           <w:color w:val="333333"/>
           <w:sz w:val="18"/>
         </w:rPr>
-        <w:t>供应商：钢丝厂</w:t>
+        <w:t>供应商：棒料厂</w:t>
         <w:br/>
         <w:t xml:space="preserve">  │</w:t>
         <w:br/>
@@ -1981,7 +1981,7 @@
         <w:br/>
         <w:t xml:space="preserve">  ▼</w:t>
         <w:br/>
-        <w:t>[钢丝原料仓库]</w:t>
+        <w:t>[原材料仓库]</w:t>
         <w:br/>
         <w:t xml:space="preserve">  │ 库存：15天</w:t>
         <w:br/>
@@ -1997,7 +1997,7 @@
         <w:br/>
         <w:t xml:space="preserve">  ▼</w:t>
         <w:br/>
-        <w:t>[冷镦工序]</w:t>
+        <w:t>[机加工工序]</w:t>
         <w:br/>
         <w:t xml:space="preserve">  │ C/T: 12秒/件  换型时间: 60分钟  合格率: 98.5%</w:t>
         <w:br/>
@@ -2005,7 +2005,7 @@
         <w:br/>
         <w:t xml:space="preserve">  ▼</w:t>
         <w:br/>
-        <w:t>[搓丝工序]</w:t>
+        <w:t>[精加工工序]</w:t>
         <w:br/>
         <w:t xml:space="preserve">  │ C/T: 6秒/件  换型时间: 30分钟  合格率: 99.0%</w:t>
         <w:br/>
@@ -2015,7 +2015,7 @@
         <w:br/>
         <w:t>[热处理工序]</w:t>
         <w:br/>
-        <w:t xml:space="preserve">  │ C/T: 连续流（网带炉）  换型时间: 4小时（换品种）  合格率: 99.2%</w:t>
+        <w:t xml:space="preserve">  │ C/T: 连续流（热处理炉）  换型时间: 4小时（换品种）  合格率: 99.2%</w:t>
         <w:br/>
         <w:t xml:space="preserve">  │</w:t>
         <w:br/>
@@ -2384,7 +2384,7 @@
           <w:i w:val="0"/>
           <w:sz w:val="22"/>
         </w:rPr>
-        <w:t>在冷镦→搓丝之间建立连续流（合并为一个生产单元）</w:t>
+        <w:t>在机加工→精加工之间建立连续流（合并为一个生产单元）</w:t>
       </w:r>
     </w:p>
     <w:p>
@@ -2398,7 +2398,7 @@
           <w:i w:val="0"/>
           <w:sz w:val="22"/>
         </w:rPr>
-        <w:t>在搓丝→热处理之间设置看板拉动点</w:t>
+        <w:t>在精加工→热处理之间设置看板拉动点</w:t>
       </w:r>
     </w:p>
     <w:p>
@@ -2504,7 +2504,7 @@
           <w:i w:val="0"/>
           <w:sz w:val="22"/>
         </w:rPr>
-        <w:t>冷镦成型：改变钢丝形状，形成螺母毛坯</w:t>
+        <w:t>机加工成型：改变棒料形状，形成工件毛坯</w:t>
       </w:r>
     </w:p>
     <w:p>
@@ -2518,7 +2518,7 @@
           <w:i w:val="0"/>
           <w:sz w:val="22"/>
         </w:rPr>
-        <w:t>搓丝：形成螺纹，赋予紧固功能</w:t>
+        <w:t>精加工：精密加工，赋予最终精度</w:t>
       </w:r>
     </w:p>
     <w:p>
@@ -2642,6 +2642,7 @@
               <w:rPr>
                 <w:color w:val="FFFFFF"/>
               </w:rPr>
+              <w:t>在产品生产中的典型表现</w:t>
             </w:r>
             <w:r>
               <w:rPr>
@@ -2651,7 +2652,6 @@
                 <w:color w:val="FFFFFF"/>
                 <w:sz w:val="20"/>
               </w:rPr>
-              <w:t>在紧固件生产中的典型表现</w:t>
             </w:r>
           </w:p>
         </w:tc>
@@ -3580,7 +3580,7 @@
           <w:i w:val="0"/>
           <w:sz w:val="32"/>
         </w:rPr>
-        <w:t>紧固件行业具体应用案例</w:t>
+        <w:t>制造业具体应用案例</w:t>
       </w:r>
     </w:p>
     <w:p>
@@ -3594,7 +3594,7 @@
           <w:i w:val="0"/>
           <w:sz w:val="26"/>
         </w:rPr>
-        <w:t>案例：汽车螺栓价值流改善</w:t>
+        <w:t>案例：汽车工件价值流改善</w:t>
       </w:r>
     </w:p>
     <w:p>
@@ -3608,7 +3608,7 @@
           <w:i w:val="0"/>
           <w:sz w:val="22"/>
         </w:rPr>
-        <w:t>背景</w:t>
+        <w:t>背景：某制造企业为汽车零部件供应商，生产ISO 898-1高强度工件。客户要求JIT交付，但实际交付准时率仅78%，且中间库存高企。</w:t>
       </w:r>
       <w:r>
         <w:rPr>
@@ -3617,7 +3617,6 @@
           <w:i w:val="0"/>
           <w:sz w:val="22"/>
         </w:rPr>
-        <w:t>：某紧固件企业为汽车零部件供应商，生产ISO 898-1高强度螺栓。客户要求JIT交付，但实际交付准时率仅78%，且中间库存高企。</w:t>
       </w:r>
     </w:p>
     <w:p>
@@ -3696,7 +3695,7 @@
           <w:i w:val="0"/>
           <w:sz w:val="22"/>
         </w:rPr>
-        <w:t>瓶颈工序：热处理（网带炉产能不足）</w:t>
+        <w:t>瓶颈工序：热处理（热处理炉产能不足）</w:t>
       </w:r>
     </w:p>
     <w:p>
@@ -3747,7 +3746,7 @@
           <w:i w:val="0"/>
           <w:sz w:val="22"/>
         </w:rPr>
-        <w:t>热处理工序增加一台网带炉，消除产能瓶颈</w:t>
+        <w:t>热处理工序增加一台热处理炉，消除产能瓶颈</w:t>
       </w:r>
     </w:p>
     <w:p>
@@ -3761,7 +3760,7 @@
           <w:i w:val="0"/>
           <w:sz w:val="22"/>
         </w:rPr>
-        <w:t>冷镦和搓丝合并为一个连续流单元</w:t>
+        <w:t>机加工和精加工合并为一个连续流单元</w:t>
       </w:r>
     </w:p>
     <w:p>
